--- a/docker.docx
+++ b/docker.docx
@@ -557,113 +557,392 @@
       </w:r>
     </w:p>
     <w:p>
+      <w:pPr>
+        <w:shd w:val="clear" w:color="auto" w:fill="272822"/>
+        <w:spacing w:line="285" w:lineRule="atLeast"/>
+        <w:rPr>
+          <w:rFonts w:ascii="Consolas" w:eastAsia="Times New Roman" w:hAnsi="Consolas" w:cs="Times New Roman"/>
+          <w:color w:val="F8F8F2"/>
+          <w:sz w:val="21"/>
+          <w:szCs w:val="21"/>
+          <w:lang w:eastAsia="en-IN"/>
+        </w:rPr>
+      </w:pPr>
+      <w:bookmarkStart w:id="0" w:name="_GoBack"/>
+      <w:bookmarkEnd w:id="0"/>
       <w:r>
         <w:t>-&gt;</w:t>
       </w:r>
-      <w:proofErr w:type="spellStart"/>
-      <w:r>
-        <w:t>docker</w:t>
-      </w:r>
-      <w:proofErr w:type="spellEnd"/>
-      <w:r>
-        <w:t xml:space="preserve"> run --name node-app-test -p 5000:5000 </w:t>
-      </w:r>
-      <w:r>
-        <w:t>-</w:t>
-      </w:r>
-      <w:r>
-        <w:t>-</w:t>
-      </w:r>
-      <w:proofErr w:type="spellStart"/>
-      <w:r>
+      <w:r>
+        <w:rPr>
+          <w:rFonts w:ascii="Consolas" w:hAnsi="Consolas"/>
+          <w:color w:val="F92672"/>
+          <w:sz w:val="21"/>
+          <w:szCs w:val="21"/>
+        </w:rPr>
+        <w:t xml:space="preserve"> </w:t>
+      </w:r>
+      <w:proofErr w:type="spellStart"/>
+      <w:r>
+        <w:rPr>
+          <w:rFonts w:ascii="Consolas" w:eastAsia="Times New Roman" w:hAnsi="Consolas" w:cs="Times New Roman"/>
+          <w:color w:val="F92672"/>
+          <w:sz w:val="21"/>
+          <w:szCs w:val="21"/>
+          <w:lang w:eastAsia="en-IN"/>
+        </w:rPr>
+        <w:t>docker</w:t>
+      </w:r>
+      <w:proofErr w:type="spellEnd"/>
+      <w:r>
+        <w:rPr>
+          <w:rFonts w:ascii="Consolas" w:eastAsia="Times New Roman" w:hAnsi="Consolas" w:cs="Times New Roman"/>
+          <w:color w:val="F8F8F2"/>
+          <w:sz w:val="21"/>
+          <w:szCs w:val="21"/>
+          <w:lang w:eastAsia="en-IN"/>
+        </w:rPr>
+        <w:t xml:space="preserve"> </w:t>
+      </w:r>
+      <w:r>
+        <w:rPr>
+          <w:rFonts w:ascii="Consolas" w:eastAsia="Times New Roman" w:hAnsi="Consolas" w:cs="Times New Roman"/>
+          <w:i/>
+          <w:iCs/>
+          <w:color w:val="FD971F"/>
+          <w:sz w:val="21"/>
+          <w:szCs w:val="21"/>
+          <w:lang w:eastAsia="en-IN"/>
+        </w:rPr>
+        <w:t>run</w:t>
+      </w:r>
+      <w:r>
+        <w:rPr>
+          <w:rFonts w:ascii="Consolas" w:eastAsia="Times New Roman" w:hAnsi="Consolas" w:cs="Times New Roman"/>
+          <w:color w:val="F8F8F2"/>
+          <w:sz w:val="21"/>
+          <w:szCs w:val="21"/>
+          <w:lang w:eastAsia="en-IN"/>
+        </w:rPr>
+        <w:t xml:space="preserve"> </w:t>
+      </w:r>
+      <w:r>
+        <w:rPr>
+          <w:rFonts w:ascii="Consolas" w:eastAsia="Times New Roman" w:hAnsi="Consolas" w:cs="Times New Roman"/>
+          <w:i/>
+          <w:iCs/>
+          <w:color w:val="FD971F"/>
+          <w:sz w:val="21"/>
+          <w:szCs w:val="21"/>
+          <w:lang w:eastAsia="en-IN"/>
+        </w:rPr>
+        <w:t>--name</w:t>
+      </w:r>
+      <w:r>
+        <w:rPr>
+          <w:rFonts w:ascii="Consolas" w:eastAsia="Times New Roman" w:hAnsi="Consolas" w:cs="Times New Roman"/>
+          <w:color w:val="F8F8F2"/>
+          <w:sz w:val="21"/>
+          <w:szCs w:val="21"/>
+          <w:lang w:eastAsia="en-IN"/>
+        </w:rPr>
+        <w:t xml:space="preserve"> </w:t>
+      </w:r>
+      <w:r>
+        <w:rPr>
+          <w:rFonts w:ascii="Consolas" w:eastAsia="Times New Roman" w:hAnsi="Consolas" w:cs="Times New Roman"/>
+          <w:i/>
+          <w:iCs/>
+          <w:color w:val="FD971F"/>
+          <w:sz w:val="21"/>
+          <w:szCs w:val="21"/>
+          <w:lang w:eastAsia="en-IN"/>
+        </w:rPr>
+        <w:t>node-app-test</w:t>
+      </w:r>
+      <w:r>
+        <w:rPr>
+          <w:rFonts w:ascii="Consolas" w:eastAsia="Times New Roman" w:hAnsi="Consolas" w:cs="Times New Roman"/>
+          <w:color w:val="F8F8F2"/>
+          <w:sz w:val="21"/>
+          <w:szCs w:val="21"/>
+          <w:lang w:eastAsia="en-IN"/>
+        </w:rPr>
+        <w:t xml:space="preserve"> </w:t>
+      </w:r>
+      <w:r>
+        <w:rPr>
+          <w:rFonts w:ascii="Consolas" w:eastAsia="Times New Roman" w:hAnsi="Consolas" w:cs="Times New Roman"/>
+          <w:i/>
+          <w:iCs/>
+          <w:color w:val="FD971F"/>
+          <w:sz w:val="21"/>
+          <w:szCs w:val="21"/>
+          <w:lang w:eastAsia="en-IN"/>
+        </w:rPr>
+        <w:t>-p</w:t>
+      </w:r>
+      <w:r>
+        <w:rPr>
+          <w:rFonts w:ascii="Consolas" w:eastAsia="Times New Roman" w:hAnsi="Consolas" w:cs="Times New Roman"/>
+          <w:color w:val="F8F8F2"/>
+          <w:sz w:val="21"/>
+          <w:szCs w:val="21"/>
+          <w:lang w:eastAsia="en-IN"/>
+        </w:rPr>
+        <w:t xml:space="preserve"> </w:t>
+      </w:r>
+      <w:r>
+        <w:rPr>
+          <w:rFonts w:ascii="Consolas" w:eastAsia="Times New Roman" w:hAnsi="Consolas" w:cs="Times New Roman"/>
+          <w:i/>
+          <w:iCs/>
+          <w:color w:val="FD971F"/>
+          <w:sz w:val="21"/>
+          <w:szCs w:val="21"/>
+          <w:lang w:eastAsia="en-IN"/>
+        </w:rPr>
+        <w:t>5000:5000</w:t>
+      </w:r>
+      <w:r>
+        <w:rPr>
+          <w:rFonts w:ascii="Consolas" w:eastAsia="Times New Roman" w:hAnsi="Consolas" w:cs="Times New Roman"/>
+          <w:color w:val="F8F8F2"/>
+          <w:sz w:val="21"/>
+          <w:szCs w:val="21"/>
+          <w:lang w:eastAsia="en-IN"/>
+        </w:rPr>
+        <w:t xml:space="preserve"> </w:t>
+      </w:r>
+      <w:r>
+        <w:rPr>
+          <w:rFonts w:ascii="Consolas" w:eastAsia="Times New Roman" w:hAnsi="Consolas" w:cs="Times New Roman"/>
+          <w:i/>
+          <w:iCs/>
+          <w:color w:val="FD971F"/>
+          <w:sz w:val="21"/>
+          <w:szCs w:val="21"/>
+          <w:lang w:eastAsia="en-IN"/>
+        </w:rPr>
+        <w:t>--</w:t>
+      </w:r>
+      <w:proofErr w:type="spellStart"/>
+      <w:r>
+        <w:rPr>
+          <w:rFonts w:ascii="Consolas" w:eastAsia="Times New Roman" w:hAnsi="Consolas" w:cs="Times New Roman"/>
+          <w:i/>
+          <w:iCs/>
+          <w:color w:val="FD971F"/>
+          <w:sz w:val="21"/>
+          <w:szCs w:val="21"/>
+          <w:lang w:eastAsia="en-IN"/>
+        </w:rPr>
         <w:t>rm</w:t>
       </w:r>
       <w:proofErr w:type="spellEnd"/>
       <w:r>
-        <w:t xml:space="preserve"> -v [</w:t>
-      </w:r>
-      <w:proofErr w:type="spellStart"/>
-      <w:r>
-        <w:t>local_application_path</w:t>
-      </w:r>
-      <w:proofErr w:type="spellEnd"/>
-      <w:r>
-        <w:t>]:</w:t>
-      </w:r>
-      <w:proofErr w:type="gramStart"/>
-      <w:r>
-        <w:t>/[</w:t>
-      </w:r>
-      <w:proofErr w:type="spellStart"/>
-      <w:proofErr w:type="gramEnd"/>
-      <w:r>
-        <w:t>docker_work_directory_path</w:t>
-      </w:r>
-      <w:proofErr w:type="spellEnd"/>
-      <w:r>
-        <w:t>] [</w:t>
-      </w:r>
-      <w:proofErr w:type="spellStart"/>
-      <w:r>
-        <w:t>image_name</w:t>
-      </w:r>
-      <w:proofErr w:type="spellEnd"/>
-      <w:r>
-        <w:t>]</w:t>
-      </w:r>
-    </w:p>
-    <w:p>
-      <w:pPr>
-        <w:rPr>
-          <w:color w:val="FF0000"/>
-        </w:rPr>
-      </w:pPr>
-      <w:r>
-        <w:rPr>
-          <w:color w:val="FF0000"/>
-        </w:rPr>
-        <w:t>(</w:t>
-      </w:r>
-      <w:r>
-        <w:rPr>
-          <w:color w:val="FF0000"/>
-        </w:rPr>
-        <w:t>OR</w:t>
-      </w:r>
-      <w:r>
-        <w:rPr>
-          <w:color w:val="FF0000"/>
-        </w:rPr>
-        <w:t>)</w:t>
-      </w:r>
-    </w:p>
-    <w:p>
-      <w:r>
-        <w:t>-&gt;</w:t>
-      </w:r>
-      <w:proofErr w:type="spellStart"/>
-      <w:r>
-        <w:t>docker</w:t>
-      </w:r>
-      <w:proofErr w:type="spellEnd"/>
-      <w:r>
-        <w:t xml:space="preserve"> run --name node-app-test -p 5000:5000 --</w:t>
-      </w:r>
-      <w:proofErr w:type="spellStart"/>
-      <w:r>
-        <w:t>rm</w:t>
-      </w:r>
-      <w:proofErr w:type="spellEnd"/>
-      <w:r>
-        <w:t xml:space="preserve"> -v C:\vidyut\NodeJs\docker:/node-app -w /node-app my-node-app </w:t>
-      </w:r>
-      <w:proofErr w:type="spellStart"/>
-      <w:r>
+        <w:rPr>
+          <w:rFonts w:ascii="Consolas" w:eastAsia="Times New Roman" w:hAnsi="Consolas" w:cs="Times New Roman"/>
+          <w:color w:val="F8F8F2"/>
+          <w:sz w:val="21"/>
+          <w:szCs w:val="21"/>
+          <w:lang w:eastAsia="en-IN"/>
+        </w:rPr>
+        <w:t xml:space="preserve"> </w:t>
+      </w:r>
+      <w:r>
+        <w:rPr>
+          <w:rFonts w:ascii="Consolas" w:eastAsia="Times New Roman" w:hAnsi="Consolas" w:cs="Times New Roman"/>
+          <w:i/>
+          <w:iCs/>
+          <w:color w:val="FD971F"/>
+          <w:sz w:val="21"/>
+          <w:szCs w:val="21"/>
+          <w:lang w:eastAsia="en-IN"/>
+        </w:rPr>
+        <w:t>-v</w:t>
+      </w:r>
+      <w:r>
+        <w:rPr>
+          <w:rFonts w:ascii="Consolas" w:eastAsia="Times New Roman" w:hAnsi="Consolas" w:cs="Times New Roman"/>
+          <w:color w:val="F8F8F2"/>
+          <w:sz w:val="21"/>
+          <w:szCs w:val="21"/>
+          <w:lang w:eastAsia="en-IN"/>
+        </w:rPr>
+        <w:t xml:space="preserve"> </w:t>
+      </w:r>
+      <w:r>
+        <w:rPr>
+          <w:rFonts w:ascii="Consolas" w:eastAsia="Times New Roman" w:hAnsi="Consolas" w:cs="Times New Roman"/>
+          <w:i/>
+          <w:iCs/>
+          <w:color w:val="FD971F"/>
+          <w:sz w:val="21"/>
+          <w:szCs w:val="21"/>
+          <w:lang w:eastAsia="en-IN"/>
+        </w:rPr>
+        <w:t>C:\vidyut\NodeJs\docker:/var/www/html/node-app</w:t>
+      </w:r>
+      <w:r>
+        <w:rPr>
+          <w:rFonts w:ascii="Consolas" w:eastAsia="Times New Roman" w:hAnsi="Consolas" w:cs="Times New Roman"/>
+          <w:color w:val="F8F8F2"/>
+          <w:sz w:val="21"/>
+          <w:szCs w:val="21"/>
+          <w:lang w:eastAsia="en-IN"/>
+        </w:rPr>
+        <w:t xml:space="preserve"> </w:t>
+      </w:r>
+      <w:r>
+        <w:rPr>
+          <w:rFonts w:ascii="Consolas" w:eastAsia="Times New Roman" w:hAnsi="Consolas" w:cs="Times New Roman"/>
+          <w:i/>
+          <w:iCs/>
+          <w:color w:val="FD971F"/>
+          <w:sz w:val="21"/>
+          <w:szCs w:val="21"/>
+          <w:lang w:eastAsia="en-IN"/>
+        </w:rPr>
+        <w:t>-w</w:t>
+      </w:r>
+      <w:r>
+        <w:rPr>
+          <w:rFonts w:ascii="Consolas" w:eastAsia="Times New Roman" w:hAnsi="Consolas" w:cs="Times New Roman"/>
+          <w:color w:val="F8F8F2"/>
+          <w:sz w:val="21"/>
+          <w:szCs w:val="21"/>
+          <w:lang w:eastAsia="en-IN"/>
+        </w:rPr>
+        <w:t xml:space="preserve"> </w:t>
+      </w:r>
+      <w:r>
+        <w:rPr>
+          <w:rFonts w:ascii="Consolas" w:eastAsia="Times New Roman" w:hAnsi="Consolas" w:cs="Times New Roman"/>
+          <w:i/>
+          <w:iCs/>
+          <w:color w:val="FD971F"/>
+          <w:sz w:val="21"/>
+          <w:szCs w:val="21"/>
+          <w:lang w:eastAsia="en-IN"/>
+        </w:rPr>
+        <w:t>/</w:t>
+      </w:r>
+      <w:proofErr w:type="spellStart"/>
+      <w:r>
+        <w:rPr>
+          <w:rFonts w:ascii="Consolas" w:eastAsia="Times New Roman" w:hAnsi="Consolas" w:cs="Times New Roman"/>
+          <w:i/>
+          <w:iCs/>
+          <w:color w:val="FD971F"/>
+          <w:sz w:val="21"/>
+          <w:szCs w:val="21"/>
+          <w:lang w:eastAsia="en-IN"/>
+        </w:rPr>
+        <w:t>var</w:t>
+      </w:r>
+      <w:proofErr w:type="spellEnd"/>
+      <w:r>
+        <w:rPr>
+          <w:rFonts w:ascii="Consolas" w:eastAsia="Times New Roman" w:hAnsi="Consolas" w:cs="Times New Roman"/>
+          <w:i/>
+          <w:iCs/>
+          <w:color w:val="FD971F"/>
+          <w:sz w:val="21"/>
+          <w:szCs w:val="21"/>
+          <w:lang w:eastAsia="en-IN"/>
+        </w:rPr>
+        <w:t>/www/html/node-app</w:t>
+      </w:r>
+      <w:r>
+        <w:rPr>
+          <w:rFonts w:ascii="Consolas" w:eastAsia="Times New Roman" w:hAnsi="Consolas" w:cs="Times New Roman"/>
+          <w:color w:val="F8F8F2"/>
+          <w:sz w:val="21"/>
+          <w:szCs w:val="21"/>
+          <w:lang w:eastAsia="en-IN"/>
+        </w:rPr>
+        <w:t xml:space="preserve"> </w:t>
+      </w:r>
+      <w:r>
+        <w:rPr>
+          <w:rFonts w:ascii="Consolas" w:eastAsia="Times New Roman" w:hAnsi="Consolas" w:cs="Times New Roman"/>
+          <w:i/>
+          <w:iCs/>
+          <w:color w:val="FD971F"/>
+          <w:sz w:val="21"/>
+          <w:szCs w:val="21"/>
+          <w:lang w:eastAsia="en-IN"/>
+        </w:rPr>
+        <w:t>my-node-app:v1</w:t>
+      </w:r>
+      <w:r>
+        <w:rPr>
+          <w:rFonts w:ascii="Consolas" w:eastAsia="Times New Roman" w:hAnsi="Consolas" w:cs="Times New Roman"/>
+          <w:color w:val="F8F8F2"/>
+          <w:sz w:val="21"/>
+          <w:szCs w:val="21"/>
+          <w:lang w:eastAsia="en-IN"/>
+        </w:rPr>
+        <w:t xml:space="preserve"> </w:t>
+      </w:r>
+      <w:proofErr w:type="spellStart"/>
+      <w:r>
+        <w:rPr>
+          <w:rFonts w:ascii="Consolas" w:eastAsia="Times New Roman" w:hAnsi="Consolas" w:cs="Times New Roman"/>
+          <w:i/>
+          <w:iCs/>
+          <w:color w:val="FD971F"/>
+          <w:sz w:val="21"/>
+          <w:szCs w:val="21"/>
+          <w:lang w:eastAsia="en-IN"/>
+        </w:rPr>
         <w:t>npm</w:t>
       </w:r>
       <w:proofErr w:type="spellEnd"/>
       <w:r>
-        <w:t xml:space="preserve"> run start</w:t>
+        <w:rPr>
+          <w:rFonts w:ascii="Consolas" w:eastAsia="Times New Roman" w:hAnsi="Consolas" w:cs="Times New Roman"/>
+          <w:color w:val="F8F8F2"/>
+          <w:sz w:val="21"/>
+          <w:szCs w:val="21"/>
+          <w:lang w:eastAsia="en-IN"/>
+        </w:rPr>
+        <w:t xml:space="preserve"> </w:t>
+      </w:r>
+      <w:r>
+        <w:rPr>
+          <w:rFonts w:ascii="Consolas" w:eastAsia="Times New Roman" w:hAnsi="Consolas" w:cs="Times New Roman"/>
+          <w:i/>
+          <w:iCs/>
+          <w:color w:val="FD971F"/>
+          <w:sz w:val="21"/>
+          <w:szCs w:val="21"/>
+          <w:lang w:eastAsia="en-IN"/>
+        </w:rPr>
+        <w:t>run</w:t>
+      </w:r>
+      <w:r>
+        <w:rPr>
+          <w:rFonts w:ascii="Consolas" w:eastAsia="Times New Roman" w:hAnsi="Consolas" w:cs="Times New Roman"/>
+          <w:color w:val="F8F8F2"/>
+          <w:sz w:val="21"/>
+          <w:szCs w:val="21"/>
+          <w:lang w:eastAsia="en-IN"/>
+        </w:rPr>
+        <w:t xml:space="preserve"> </w:t>
+      </w:r>
+      <w:r>
+        <w:rPr>
+          <w:rFonts w:ascii="Consolas" w:eastAsia="Times New Roman" w:hAnsi="Consolas" w:cs="Times New Roman"/>
+          <w:i/>
+          <w:iCs/>
+          <w:color w:val="FD971F"/>
+          <w:sz w:val="21"/>
+          <w:szCs w:val="21"/>
+          <w:lang w:eastAsia="en-IN"/>
+        </w:rPr>
+        <w:t>start</w:t>
       </w:r>
     </w:p>
     <w:p>
@@ -1078,22 +1357,22 @@
           <w:u w:val="single"/>
           <w:lang w:eastAsia="en-IN"/>
         </w:rPr>
+        <w:t xml:space="preserve">FOR PHP </w:t>
+      </w:r>
+    </w:p>
+    <w:p>
+      <w:pPr>
+        <w:rPr>
+          <w:rFonts w:eastAsia="Times New Roman" w:cstheme="minorHAnsi"/>
+          <w:lang w:eastAsia="en-IN"/>
+        </w:rPr>
+      </w:pPr>
+      <w:r>
+        <w:rPr>
+          <w:rFonts w:eastAsia="Times New Roman" w:cstheme="minorHAnsi"/>
+          <w:lang w:eastAsia="en-IN"/>
+        </w:rPr>
         <w:lastRenderedPageBreak/>
-        <w:t xml:space="preserve">FOR PHP </w:t>
-      </w:r>
-    </w:p>
-    <w:p>
-      <w:pPr>
-        <w:rPr>
-          <w:rFonts w:eastAsia="Times New Roman" w:cstheme="minorHAnsi"/>
-          <w:lang w:eastAsia="en-IN"/>
-        </w:rPr>
-      </w:pPr>
-      <w:r>
-        <w:rPr>
-          <w:rFonts w:eastAsia="Times New Roman" w:cstheme="minorHAnsi"/>
-          <w:lang w:eastAsia="en-IN"/>
-        </w:rPr>
         <w:t xml:space="preserve">For run </w:t>
       </w:r>
       <w:proofErr w:type="spellStart"/>
@@ -1167,8 +1446,6 @@
         </w:rPr>
         <w:t xml:space="preserve"> </w:t>
       </w:r>
-      <w:bookmarkStart w:id="0" w:name="_GoBack"/>
-      <w:bookmarkEnd w:id="0"/>
       <w:r>
         <w:rPr>
           <w:rFonts w:eastAsia="Times New Roman" w:cstheme="minorHAnsi"/>

--- a/docker.docx
+++ b/docker.docx
@@ -568,8 +568,6 @@
           <w:lang w:eastAsia="en-IN"/>
         </w:rPr>
       </w:pPr>
-      <w:bookmarkStart w:id="0" w:name="_GoBack"/>
-      <w:bookmarkEnd w:id="0"/>
       <w:r>
         <w:t>-&gt;</w:t>
       </w:r>
@@ -583,6 +581,7 @@
         <w:t xml:space="preserve"> </w:t>
       </w:r>
       <w:proofErr w:type="spellStart"/>
+      <w:proofErr w:type="gramStart"/>
       <w:r>
         <w:rPr>
           <w:rFonts w:ascii="Consolas" w:eastAsia="Times New Roman" w:hAnsi="Consolas" w:cs="Times New Roman"/>
@@ -594,6 +593,7 @@
         <w:t>docker</w:t>
       </w:r>
       <w:proofErr w:type="spellEnd"/>
+      <w:proofErr w:type="gramEnd"/>
       <w:r>
         <w:rPr>
           <w:rFonts w:ascii="Consolas" w:eastAsia="Times New Roman" w:hAnsi="Consolas" w:cs="Times New Roman"/>
@@ -1599,7 +1599,7 @@
           <w:szCs w:val="21"/>
           <w:lang w:eastAsia="en-IN"/>
         </w:rPr>
-        <w:t>–</w:t>
+        <w:t>--</w:t>
       </w:r>
       <w:proofErr w:type="spellStart"/>
       <w:r>
@@ -1675,6 +1675,55 @@
           <w:szCs w:val="22"/>
         </w:rPr>
       </w:pPr>
+      <w:r>
+        <w:rPr>
+          <w:rFonts w:asciiTheme="minorHAnsi" w:hAnsiTheme="minorHAnsi" w:cstheme="minorHAnsi"/>
+          <w:sz w:val="22"/>
+          <w:szCs w:val="22"/>
+        </w:rPr>
+        <w:t xml:space="preserve">To open </w:t>
+      </w:r>
+      <w:proofErr w:type="spellStart"/>
+      <w:r>
+        <w:rPr>
+          <w:rFonts w:asciiTheme="minorHAnsi" w:hAnsiTheme="minorHAnsi" w:cstheme="minorHAnsi"/>
+          <w:sz w:val="22"/>
+          <w:szCs w:val="22"/>
+        </w:rPr>
+        <w:t>mysql</w:t>
+      </w:r>
+      <w:proofErr w:type="spellEnd"/>
+      <w:r>
+        <w:rPr>
+          <w:rFonts w:asciiTheme="minorHAnsi" w:hAnsiTheme="minorHAnsi" w:cstheme="minorHAnsi"/>
+          <w:sz w:val="22"/>
+          <w:szCs w:val="22"/>
+        </w:rPr>
+        <w:t xml:space="preserve"> -&gt;</w:t>
+      </w:r>
+      <w:r>
+        <w:t xml:space="preserve"> </w:t>
+      </w:r>
+      <w:proofErr w:type="spellStart"/>
+      <w:r>
+        <w:rPr>
+          <w:rFonts w:asciiTheme="minorHAnsi" w:hAnsiTheme="minorHAnsi" w:cstheme="minorHAnsi"/>
+          <w:sz w:val="22"/>
+          <w:szCs w:val="22"/>
+        </w:rPr>
+        <w:t>mysql</w:t>
+      </w:r>
+      <w:proofErr w:type="spellEnd"/>
+      <w:r>
+        <w:rPr>
+          <w:rFonts w:asciiTheme="minorHAnsi" w:hAnsiTheme="minorHAnsi" w:cstheme="minorHAnsi"/>
+          <w:sz w:val="22"/>
+          <w:szCs w:val="22"/>
+        </w:rPr>
+        <w:t xml:space="preserve"> -u root -p</w:t>
+      </w:r>
+      <w:bookmarkStart w:id="0" w:name="_GoBack"/>
+      <w:bookmarkEnd w:id="0"/>
     </w:p>
     <w:p/>
     <w:sectPr>

--- a/docker.docx
+++ b/docker.docx
@@ -1304,6 +1304,98 @@
           <w:lang w:eastAsia="en-IN"/>
         </w:rPr>
       </w:pPr>
+      <w:r>
+        <w:rPr>
+          <w:rFonts w:eastAsia="Times New Roman" w:cstheme="minorHAnsi"/>
+          <w:lang w:eastAsia="en-IN"/>
+        </w:rPr>
+        <w:t>For create new network-&gt;</w:t>
+      </w:r>
+      <w:proofErr w:type="spellStart"/>
+      <w:r>
+        <w:rPr>
+          <w:rFonts w:eastAsia="Times New Roman" w:cstheme="minorHAnsi"/>
+          <w:lang w:eastAsia="en-IN"/>
+        </w:rPr>
+        <w:t>docker</w:t>
+      </w:r>
+      <w:proofErr w:type="spellEnd"/>
+      <w:r>
+        <w:rPr>
+          <w:rFonts w:eastAsia="Times New Roman" w:cstheme="minorHAnsi"/>
+          <w:lang w:eastAsia="en-IN"/>
+        </w:rPr>
+        <w:t xml:space="preserve"> network create app-network</w:t>
+      </w:r>
+    </w:p>
+    <w:p>
+      <w:pPr>
+        <w:rPr>
+          <w:rFonts w:eastAsia="Times New Roman" w:cstheme="minorHAnsi"/>
+          <w:lang w:eastAsia="en-IN"/>
+        </w:rPr>
+      </w:pPr>
+      <w:r>
+        <w:rPr>
+          <w:rFonts w:eastAsia="Times New Roman" w:cstheme="minorHAnsi"/>
+          <w:lang w:eastAsia="en-IN"/>
+        </w:rPr>
+        <w:t xml:space="preserve">For </w:t>
+      </w:r>
+      <w:r>
+        <w:rPr>
+          <w:rFonts w:eastAsia="Times New Roman" w:cstheme="minorHAnsi"/>
+          <w:lang w:eastAsia="en-IN"/>
+        </w:rPr>
+        <w:t>check</w:t>
+      </w:r>
+      <w:r>
+        <w:rPr>
+          <w:rFonts w:eastAsia="Times New Roman" w:cstheme="minorHAnsi"/>
+          <w:lang w:eastAsia="en-IN"/>
+        </w:rPr>
+        <w:t xml:space="preserve"> network</w:t>
+      </w:r>
+      <w:r>
+        <w:rPr>
+          <w:rFonts w:eastAsia="Times New Roman" w:cstheme="minorHAnsi"/>
+          <w:lang w:eastAsia="en-IN"/>
+        </w:rPr>
+        <w:t xml:space="preserve"> list</w:t>
+      </w:r>
+      <w:bookmarkStart w:id="0" w:name="_GoBack"/>
+      <w:bookmarkEnd w:id="0"/>
+      <w:r>
+        <w:rPr>
+          <w:rFonts w:eastAsia="Times New Roman" w:cstheme="minorHAnsi"/>
+          <w:lang w:eastAsia="en-IN"/>
+        </w:rPr>
+        <w:t>-&gt;</w:t>
+      </w:r>
+      <w:r>
+        <w:rPr>
+          <w:rFonts w:eastAsia="Times New Roman" w:cstheme="minorHAnsi"/>
+          <w:lang w:eastAsia="en-IN"/>
+        </w:rPr>
+        <w:t xml:space="preserve">docker network </w:t>
+      </w:r>
+      <w:proofErr w:type="spellStart"/>
+      <w:r>
+        <w:rPr>
+          <w:rFonts w:eastAsia="Times New Roman" w:cstheme="minorHAnsi"/>
+          <w:lang w:eastAsia="en-IN"/>
+        </w:rPr>
+        <w:t>ls</w:t>
+      </w:r>
+      <w:proofErr w:type="spellEnd"/>
+    </w:p>
+    <w:p>
+      <w:pPr>
+        <w:rPr>
+          <w:rFonts w:eastAsia="Times New Roman" w:cstheme="minorHAnsi"/>
+          <w:lang w:eastAsia="en-IN"/>
+        </w:rPr>
+      </w:pPr>
     </w:p>
     <w:p>
       <w:pPr>
@@ -1357,6 +1449,7 @@
           <w:u w:val="single"/>
           <w:lang w:eastAsia="en-IN"/>
         </w:rPr>
+        <w:lastRenderedPageBreak/>
         <w:t xml:space="preserve">FOR PHP </w:t>
       </w:r>
     </w:p>
@@ -1372,7 +1465,6 @@
           <w:rFonts w:eastAsia="Times New Roman" w:cstheme="minorHAnsi"/>
           <w:lang w:eastAsia="en-IN"/>
         </w:rPr>
-        <w:lastRenderedPageBreak/>
         <w:t xml:space="preserve">For run </w:t>
       </w:r>
       <w:proofErr w:type="spellStart"/>
@@ -1722,8 +1814,6 @@
         </w:rPr>
         <w:t xml:space="preserve"> -u root -p</w:t>
       </w:r>
-      <w:bookmarkStart w:id="0" w:name="_GoBack"/>
-      <w:bookmarkEnd w:id="0"/>
     </w:p>
     <w:p/>
     <w:sectPr>

--- a/docker.docx
+++ b/docker.docx
@@ -1340,44 +1340,23 @@
           <w:rFonts w:eastAsia="Times New Roman" w:cstheme="minorHAnsi"/>
           <w:lang w:eastAsia="en-IN"/>
         </w:rPr>
-        <w:t xml:space="preserve">For </w:t>
-      </w:r>
-      <w:r>
-        <w:rPr>
-          <w:rFonts w:eastAsia="Times New Roman" w:cstheme="minorHAnsi"/>
-          <w:lang w:eastAsia="en-IN"/>
-        </w:rPr>
-        <w:t>check</w:t>
-      </w:r>
-      <w:r>
-        <w:rPr>
-          <w:rFonts w:eastAsia="Times New Roman" w:cstheme="minorHAnsi"/>
-          <w:lang w:eastAsia="en-IN"/>
-        </w:rPr>
-        <w:t xml:space="preserve"> network</w:t>
-      </w:r>
-      <w:r>
-        <w:rPr>
-          <w:rFonts w:eastAsia="Times New Roman" w:cstheme="minorHAnsi"/>
-          <w:lang w:eastAsia="en-IN"/>
-        </w:rPr>
-        <w:t xml:space="preserve"> list</w:t>
-      </w:r>
-      <w:bookmarkStart w:id="0" w:name="_GoBack"/>
-      <w:bookmarkEnd w:id="0"/>
-      <w:r>
-        <w:rPr>
-          <w:rFonts w:eastAsia="Times New Roman" w:cstheme="minorHAnsi"/>
-          <w:lang w:eastAsia="en-IN"/>
-        </w:rPr>
-        <w:t>-&gt;</w:t>
-      </w:r>
-      <w:r>
-        <w:rPr>
-          <w:rFonts w:eastAsia="Times New Roman" w:cstheme="minorHAnsi"/>
-          <w:lang w:eastAsia="en-IN"/>
-        </w:rPr>
-        <w:t xml:space="preserve">docker network </w:t>
+        <w:t>For check network list-&gt;</w:t>
+      </w:r>
+      <w:proofErr w:type="spellStart"/>
+      <w:r>
+        <w:rPr>
+          <w:rFonts w:eastAsia="Times New Roman" w:cstheme="minorHAnsi"/>
+          <w:lang w:eastAsia="en-IN"/>
+        </w:rPr>
+        <w:t>docker</w:t>
+      </w:r>
+      <w:proofErr w:type="spellEnd"/>
+      <w:r>
+        <w:rPr>
+          <w:rFonts w:eastAsia="Times New Roman" w:cstheme="minorHAnsi"/>
+          <w:lang w:eastAsia="en-IN"/>
+        </w:rPr>
+        <w:t xml:space="preserve"> network </w:t>
       </w:r>
       <w:proofErr w:type="spellStart"/>
       <w:r>
@@ -1812,8 +1791,116 @@
           <w:sz w:val="22"/>
           <w:szCs w:val="22"/>
         </w:rPr>
-        <w:t xml:space="preserve"> -u root -p</w:t>
-      </w:r>
+        <w:t xml:space="preserve"> -u root </w:t>
+      </w:r>
+      <w:r>
+        <w:rPr>
+          <w:rFonts w:asciiTheme="minorHAnsi" w:hAnsiTheme="minorHAnsi" w:cstheme="minorHAnsi"/>
+          <w:sz w:val="22"/>
+          <w:szCs w:val="22"/>
+        </w:rPr>
+        <w:t>–</w:t>
+      </w:r>
+      <w:r>
+        <w:rPr>
+          <w:rFonts w:asciiTheme="minorHAnsi" w:hAnsiTheme="minorHAnsi" w:cstheme="minorHAnsi"/>
+          <w:sz w:val="22"/>
+          <w:szCs w:val="22"/>
+        </w:rPr>
+        <w:t>p</w:t>
+      </w:r>
+    </w:p>
+    <w:p>
+      <w:pPr>
+        <w:pStyle w:val="NormalWeb"/>
+        <w:rPr>
+          <w:rFonts w:asciiTheme="minorHAnsi" w:hAnsiTheme="minorHAnsi" w:cstheme="minorHAnsi"/>
+          <w:sz w:val="22"/>
+          <w:szCs w:val="22"/>
+        </w:rPr>
+      </w:pPr>
+      <w:r>
+        <w:rPr>
+          <w:rFonts w:asciiTheme="minorHAnsi" w:hAnsiTheme="minorHAnsi" w:cstheme="minorHAnsi"/>
+          <w:sz w:val="22"/>
+          <w:szCs w:val="22"/>
+        </w:rPr>
+        <w:t xml:space="preserve">To </w:t>
+      </w:r>
+      <w:proofErr w:type="spellStart"/>
+      <w:r>
+        <w:rPr>
+          <w:rFonts w:asciiTheme="minorHAnsi" w:hAnsiTheme="minorHAnsi" w:cstheme="minorHAnsi"/>
+          <w:sz w:val="22"/>
+          <w:szCs w:val="22"/>
+        </w:rPr>
+        <w:t>oprn</w:t>
+      </w:r>
+      <w:proofErr w:type="spellEnd"/>
+      <w:r>
+        <w:rPr>
+          <w:rFonts w:asciiTheme="minorHAnsi" w:hAnsiTheme="minorHAnsi" w:cstheme="minorHAnsi"/>
+          <w:sz w:val="22"/>
+          <w:szCs w:val="22"/>
+        </w:rPr>
+        <w:t xml:space="preserve"> mongo </w:t>
+      </w:r>
+      <w:proofErr w:type="spellStart"/>
+      <w:r>
+        <w:rPr>
+          <w:rFonts w:asciiTheme="minorHAnsi" w:hAnsiTheme="minorHAnsi" w:cstheme="minorHAnsi"/>
+          <w:sz w:val="22"/>
+          <w:szCs w:val="22"/>
+        </w:rPr>
+        <w:t>db</w:t>
+      </w:r>
+      <w:proofErr w:type="spellEnd"/>
+      <w:r>
+        <w:rPr>
+          <w:rFonts w:asciiTheme="minorHAnsi" w:hAnsiTheme="minorHAnsi" w:cstheme="minorHAnsi"/>
+          <w:sz w:val="22"/>
+          <w:szCs w:val="22"/>
+        </w:rPr>
+        <w:t>-&gt;</w:t>
+      </w:r>
+      <w:proofErr w:type="spellStart"/>
+      <w:r>
+        <w:rPr>
+          <w:rFonts w:asciiTheme="minorHAnsi" w:hAnsiTheme="minorHAnsi" w:cstheme="minorHAnsi"/>
+          <w:sz w:val="22"/>
+          <w:szCs w:val="22"/>
+        </w:rPr>
+        <w:t>mongosh</w:t>
+      </w:r>
+      <w:proofErr w:type="spellEnd"/>
+      <w:r>
+        <w:rPr>
+          <w:rFonts w:asciiTheme="minorHAnsi" w:hAnsiTheme="minorHAnsi" w:cstheme="minorHAnsi"/>
+          <w:sz w:val="22"/>
+          <w:szCs w:val="22"/>
+        </w:rPr>
+        <w:t xml:space="preserve"> -u root -p 12345 --</w:t>
+      </w:r>
+      <w:proofErr w:type="spellStart"/>
+      <w:r>
+        <w:rPr>
+          <w:rFonts w:asciiTheme="minorHAnsi" w:hAnsiTheme="minorHAnsi" w:cstheme="minorHAnsi"/>
+          <w:sz w:val="22"/>
+          <w:szCs w:val="22"/>
+        </w:rPr>
+        <w:t>authenticationDatabase</w:t>
+      </w:r>
+      <w:proofErr w:type="spellEnd"/>
+      <w:r>
+        <w:rPr>
+          <w:rFonts w:asciiTheme="minorHAnsi" w:hAnsiTheme="minorHAnsi" w:cstheme="minorHAnsi"/>
+          <w:sz w:val="22"/>
+          <w:szCs w:val="22"/>
+        </w:rPr>
+        <w:t xml:space="preserve"> admin</w:t>
+      </w:r>
+      <w:bookmarkStart w:id="0" w:name="_GoBack"/>
+      <w:bookmarkEnd w:id="0"/>
     </w:p>
     <w:p/>
     <w:sectPr>
